--- a/textbook/docx/chapter_16_machine_learning.docx
+++ b/textbook/docx/chapter_16_machine_learning.docx
@@ -99,7 +99,33 @@
           <w:szCs w:val="24"/>
           <w:rFonts w:ascii="Arial" w:cs="Arial" w:eastAsia="Arial" w:hAnsi="Arial"/>
         </w:rPr>
-        <w:t xml:space="preserve">Machine learning (ML) methods have entered health economics not as a replacement for causal inference but as a complement — providing powerful tools for prediction, variable selection, heterogeneous treatment effect estimation, and nuisance parameter estimation within causal frameworks. The fundamental tension between ML's optimization of predictive accuracy and econometrics' focus on causal identification has been productively resolved through recent methodological advances, particularly causal forests (Athey and Imbens, 2016), double/debiased machine learning (Chernozhukov et al., 2018), and the broader recognition that many policy-relevant questions have important prediction components.</w:t>
+        <w:t xml:space="preserve">Machine learning (ML) methods have entered health economics not as a replacement for causal inference but as a complement — providing powerful tools for prediction, variable selection, heterogeneous treatment effect estimation, and nuisance parameter estimation within causal frameworks. The fundamental tension between ML's optimization of predictive accuracy and econometrics' focus on causal identification has been productively resolved through recent methodological advances, particularly causal forests (Athey and Imbens, 2016), double/debiased machine learning (Chernozhukov et al., 2018), and the broader recognition that many policy-relevant questions have important prediction components that ML can address more effectively than traditional parametric methods.</w:t>
+      </w:r>
+    </w:p>
+    <w:p>
+      <w:pPr>
+        <w:spacing w:after="120"/>
+      </w:pPr>
+      <w:r>
+        <w:rPr>
+          <w:sz w:val="24"/>
+          <w:szCs w:val="24"/>
+          <w:rFonts w:ascii="Arial" w:cs="Arial" w:eastAsia="Arial" w:hAnsi="Arial"/>
+        </w:rPr>
+        <w:t xml:space="preserve">The practical relevance of ML for health economics is substantial. Healthcare generates enormous datasets — billions of insurance claims with thousands of diagnosis codes, procedure codes, and drug classifications; electronic health records with unstructured clinical notes, laboratory values, and imaging data; wearable device streams with continuous physiological measurements. Traditional econometric methods, designed for datasets with a modest number of pre-specified covariates, are poorly equipped to exploit the information in these high-dimensional data environments. ML methods — which are specifically designed to handle high dimensionality, complex nonlinear relationships, and interactions among variables — can extract predictive information from these data that traditional methods miss.</w:t>
+      </w:r>
+    </w:p>
+    <w:p>
+      <w:pPr>
+        <w:spacing w:after="120"/>
+      </w:pPr>
+      <w:r>
+        <w:rPr>
+          <w:sz w:val="24"/>
+          <w:szCs w:val="24"/>
+          <w:rFonts w:ascii="Arial" w:cs="Arial" w:eastAsia="Arial" w:hAnsi="Arial"/>
+        </w:rPr>
+        <w:t xml:space="preserve">This chapter provides a comprehensive treatment of ML methods for graduate health economics researchers. We cover the prediction-inference distinction that defines the appropriate role of ML in causal research, regularization methods for high-dimensional data, tree-based methods for flexible prediction, causal forests for heterogeneous treatment effects, double/debiased machine learning for causal inference with ML nuisance parameters, and the ethical considerations of algorithmic fairness in healthcare applications. The Julia implementation using MLJ.jl is covered in Chapter 24.</w:t>
       </w:r>
     </w:p>
     <w:p>
@@ -120,15 +146,70 @@
     </w:p>
     <w:p>
       <w:pPr>
-        <w:spacing w:after="120"/>
-      </w:pPr>
-      <w:r>
-        <w:rPr>
-          <w:sz w:val="24"/>
-          <w:szCs w:val="24"/>
-          <w:rFonts w:ascii="Arial" w:cs="Arial" w:eastAsia="Arial" w:hAnsi="Arial"/>
-        </w:rPr>
-        <w:t xml:space="preserve">Mullainathan and Spiess (2017) articulated the key distinction: ML optimizes out-of-sample prediction by minimizing expected prediction error, while econometrics estimates causal parameters with valid inference. These objectives differ fundamentally — the best predictive model may include endogenous variables, omit relevant instruments, and produce biased coefficient estimates, while the best causal model may have poor predictive accuracy. The health economics researcher must identify whether the question at hand is primarily predictive (hospital readmission risk scoring, mortality prediction, fraud detection) or primarily causal (effect of insurance on utilization, effect of a payment reform on quality), and select methods accordingly.</w:t>
+        <w:pStyle w:val="Heading3"/>
+        <w:spacing w:before="200" w:after="100"/>
+      </w:pPr>
+      <w:r>
+        <w:rPr>
+          <w:b/>
+          <w:bCs/>
+          <w:sz w:val="26"/>
+          <w:szCs w:val="26"/>
+          <w:rFonts w:ascii="Arial" w:cs="Arial" w:eastAsia="Arial" w:hAnsi="Arial"/>
+        </w:rPr>
+        <w:t xml:space="preserve">When Prediction Is the Question</w:t>
+      </w:r>
+    </w:p>
+    <w:p>
+      <w:pPr>
+        <w:spacing w:after="120"/>
+      </w:pPr>
+      <w:r>
+        <w:rPr>
+          <w:sz w:val="24"/>
+          <w:szCs w:val="24"/>
+          <w:rFonts w:ascii="Arial" w:cs="Arial" w:eastAsia="Arial" w:hAnsi="Arial"/>
+        </w:rPr>
+        <w:t xml:space="preserve">Mullainathan and Spiess (2017) provided the most influential articulation of how ML relates to econometric practice. Their key insight is that ML and econometrics optimize different objective functions: ML minimizes out-of-sample prediction error (expected squared difference between predicted and actual outcomes for new observations), while econometrics estimates causal parameters (the effect of a specific variable on the outcome, holding other factors constant) with valid inference (confidence intervals, hypothesis tests).</w:t>
+      </w:r>
+    </w:p>
+    <w:p>
+      <w:pPr>
+        <w:spacing w:after="120"/>
+      </w:pPr>
+      <w:r>
+        <w:rPr>
+          <w:sz w:val="24"/>
+          <w:szCs w:val="24"/>
+          <w:rFonts w:ascii="Arial" w:cs="Arial" w:eastAsia="Arial" w:hAnsi="Arial"/>
+        </w:rPr>
+        <w:t xml:space="preserve">These objectives diverge in important ways. The best predictive model may include endogenous variables (insurance status predicts expenditures, even though the relationship is confounded by selection), may omit relevant instruments (which improve causal identification but may not improve prediction), and may sacrifice interpretability for accuracy (a neural network with millions of parameters may predict better than a linear model but provides no insight into causal mechanisms).</w:t>
+      </w:r>
+    </w:p>
+    <w:p>
+      <w:pPr>
+        <w:spacing w:after="120"/>
+      </w:pPr>
+      <w:r>
+        <w:rPr>
+          <w:sz w:val="24"/>
+          <w:szCs w:val="24"/>
+          <w:rFonts w:ascii="Arial" w:cs="Arial" w:eastAsia="Arial" w:hAnsi="Arial"/>
+        </w:rPr>
+        <w:t xml:space="preserve">However, many health economics questions are fundamentally predictive. Hospital readmission risk scoring — identifying patients at high risk of readmission within 30 days to target transitional care interventions — is a prediction problem. Mortality risk prediction for ICU triage, fraud detection in insurance claims, and healthcare cost forecasting for budgeting are all prediction problems. For these questions, ML methods are not merely appropriate but are often superior to traditional methods because they can capture complex nonlinear relationships and high-order interactions that parametric models miss.</w:t>
+      </w:r>
+    </w:p>
+    <w:p>
+      <w:pPr>
+        <w:spacing w:after="120"/>
+      </w:pPr>
+      <w:r>
+        <w:rPr>
+          <w:sz w:val="24"/>
+          <w:szCs w:val="24"/>
+          <w:rFonts w:ascii="Arial" w:cs="Arial" w:eastAsia="Arial" w:hAnsi="Arial"/>
+        </w:rPr>
+        <w:t xml:space="preserve">The emerging insight is that prediction and inference are often complementary within a single research project. A researcher studying the causal effect of a payment reform might use ML for prediction (constructing a risk score to identify high-risk patients) within a causal analysis framework (using the risk score as a heterogeneity dimension to estimate differential treatment effects across risk strata). The DML framework formalizes this complementarity.</w:t>
       </w:r>
     </w:p>
     <w:p>
@@ -160,76 +241,105 @@
           <w:szCs w:val="26"/>
           <w:rFonts w:ascii="Arial" w:cs="Arial" w:eastAsia="Arial" w:hAnsi="Arial"/>
         </w:rPr>
-        <w:t xml:space="preserve">LASSO, Ridge, and Elastic Net</w:t>
-      </w:r>
-    </w:p>
-    <w:p>
-      <w:pPr>
-        <w:spacing w:after="120"/>
-      </w:pPr>
-      <w:r>
-        <w:rPr>
-          <w:sz w:val="24"/>
-          <w:szCs w:val="24"/>
-          <w:rFonts w:ascii="Arial" w:cs="Arial" w:eastAsia="Arial" w:hAnsi="Arial"/>
-        </w:rPr>
-        <w:t xml:space="preserve">Regularized regression addresses the high-dimensional problem — when the number of potential predictors approaches or exceeds the number of observations — by adding a penalty term to the objective function.</w:t>
-      </w:r>
-    </w:p>
-    <w:p>
-      <w:pPr>
-        <w:spacing w:after="120"/>
-      </w:pPr>
-      <w:r>
-        <w:rPr>
-          <w:sz w:val="24"/>
-          <w:szCs w:val="24"/>
-          <w:rFonts w:ascii="Arial" w:cs="Arial" w:eastAsia="Arial" w:hAnsi="Arial"/>
-        </w:rPr>
-      </w:r>
-      <w:r>
-        <w:rPr>
-          <w:b/>
-          <w:bCs/>
-          <w:sz w:val="24"/>
-          <w:szCs w:val="24"/>
-          <w:rFonts w:ascii="Arial" w:cs="Arial" w:eastAsia="Arial" w:hAnsi="Arial"/>
-        </w:rPr>
         <w:t xml:space="preserve">LASSO</w:t>
       </w:r>
-      <w:r>
-        <w:rPr>
-          <w:sz w:val="24"/>
-          <w:szCs w:val="24"/>
-          <w:rFonts w:ascii="Arial" w:cs="Arial" w:eastAsia="Arial" w:hAnsi="Arial"/>
-        </w:rPr>
-        <w:t xml:space="preserve"> (Least Absolute Shrinkage and Selection Operator) minimizes:</w:t>
-      </w:r>
-    </w:p>
-    <w:p>
-      <w:pPr>
-        <w:spacing w:after="120"/>
-      </w:pPr>
-      <w:r>
-        <w:rPr>
-          <w:sz w:val="24"/>
-          <w:szCs w:val="24"/>
-          <w:rFonts w:ascii="Arial" w:cs="Arial" w:eastAsia="Arial" w:hAnsi="Arial"/>
-        </w:rPr>
-        <w:t xml:space="preserve">Σᵢ (yᵢ - X'ᵢβ)² + λ Σₖ |βₖ|</w:t>
-      </w:r>
-    </w:p>
-    <w:p>
-      <w:pPr>
-        <w:spacing w:after="120"/>
-      </w:pPr>
-      <w:r>
-        <w:rPr>
-          <w:sz w:val="24"/>
-          <w:szCs w:val="24"/>
-          <w:rFonts w:ascii="Arial" w:cs="Arial" w:eastAsia="Arial" w:hAnsi="Arial"/>
-        </w:rPr>
-        <w:t xml:space="preserve">The L1 penalty drives some coefficients exactly to zero, performing automatic variable selection. The tuning parameter λ controls the degree of regularization and is selected by cross-validation.</w:t>
+    </w:p>
+    <w:p>
+      <w:pPr>
+        <w:spacing w:after="120"/>
+      </w:pPr>
+      <w:r>
+        <w:rPr>
+          <w:sz w:val="24"/>
+          <w:szCs w:val="24"/>
+          <w:rFonts w:ascii="Arial" w:cs="Arial" w:eastAsia="Arial" w:hAnsi="Arial"/>
+        </w:rPr>
+        <w:t xml:space="preserve">The Least Absolute Shrinkage and Selection Operator (LASSO), introduced by Tibshirani (1996), addresses the high-dimensional regression problem by adding an L1 penalty to the OLS objective:</w:t>
+      </w:r>
+    </w:p>
+    <w:p>
+      <w:pPr>
+        <w:spacing w:after="120"/>
+      </w:pPr>
+      <w:r>
+        <w:rPr>
+          <w:sz w:val="24"/>
+          <w:szCs w:val="24"/>
+          <w:rFonts w:ascii="Arial" w:cs="Arial" w:eastAsia="Arial" w:hAnsi="Arial"/>
+        </w:rPr>
+        <w:t xml:space="preserve">min_β Σᵢ (yᵢ - X'ᵢβ)² + λ Σₖ |βₖ|</w:t>
+      </w:r>
+    </w:p>
+    <w:p>
+      <w:pPr>
+        <w:spacing w:after="120"/>
+      </w:pPr>
+      <w:r>
+        <w:rPr>
+          <w:sz w:val="24"/>
+          <w:szCs w:val="24"/>
+          <w:rFonts w:ascii="Arial" w:cs="Arial" w:eastAsia="Arial" w:hAnsi="Arial"/>
+        </w:rPr>
+        <w:t xml:space="preserve">The L1 penalty has a remarkable geometric property: the constraint region is a diamond (in two dimensions) with corners at the axes, and the OLS solution typically intersects a corner, driving some coefficients exactly to zero. This automatic variable selection makes LASSO particularly useful for health economics applications with high-dimensional covariate spaces — for example, selecting from thousands of ICD-10 diagnosis codes the subset that best predicts healthcare costs.</w:t>
+      </w:r>
+    </w:p>
+    <w:p>
+      <w:pPr>
+        <w:spacing w:after="120"/>
+      </w:pPr>
+      <w:r>
+        <w:rPr>
+          <w:sz w:val="24"/>
+          <w:szCs w:val="24"/>
+          <w:rFonts w:ascii="Arial" w:cs="Arial" w:eastAsia="Arial" w:hAnsi="Arial"/>
+        </w:rPr>
+        <w:t xml:space="preserve">The tuning parameter λ controls the strength of regularization: λ = 0 yields OLS; large λ drives all coefficients to zero. Cross-validation — partitioning the data into K folds, training on K-1 folds, evaluating prediction accuracy on the held-out fold, and averaging across folds — selects the λ that minimizes out-of-sample prediction error. The "one-standard-error rule" selects the largest λ within one standard error of the minimum-error λ, favoring parsimony.</w:t>
+      </w:r>
+    </w:p>
+    <w:p>
+      <w:pPr>
+        <w:spacing w:after="120"/>
+      </w:pPr>
+      <w:r>
+        <w:rPr>
+          <w:sz w:val="24"/>
+          <w:szCs w:val="24"/>
+          <w:rFonts w:ascii="Arial" w:cs="Arial" w:eastAsia="Arial" w:hAnsi="Arial"/>
+        </w:rPr>
+      </w:r>
+      <w:r>
+        <w:rPr>
+          <w:b/>
+          <w:bCs/>
+          <w:sz w:val="24"/>
+          <w:szCs w:val="24"/>
+          <w:rFonts w:ascii="Arial" w:cs="Arial" w:eastAsia="Arial" w:hAnsi="Arial"/>
+        </w:rPr>
+        <w:t xml:space="preserve">Post-LASSO inference.</w:t>
+      </w:r>
+      <w:r>
+        <w:rPr>
+          <w:sz w:val="24"/>
+          <w:szCs w:val="24"/>
+          <w:rFonts w:ascii="Arial" w:cs="Arial" w:eastAsia="Arial" w:hAnsi="Arial"/>
+        </w:rPr>
+        <w:t xml:space="preserve"> LASSO coefficients are biased toward zero (by construction — the penalty shrinks them), so standard inference (confidence intervals, hypothesis tests) is not valid for LASSO coefficient estimates. Post-LASSO addresses this by using LASSO for variable selection (identifying the set of non-zero coefficients) and then re-estimating OLS on the selected variables without penalization, yielding unbiased estimates with valid standard errors. However, post-LASSO inference conditions on the selected model and does not account for the uncertainty in the selection step, potentially producing confidence intervals that are too narrow.</w:t>
+      </w:r>
+    </w:p>
+    <w:p>
+      <w:pPr>
+        <w:pStyle w:val="Heading3"/>
+        <w:spacing w:before="200" w:after="100"/>
+      </w:pPr>
+      <w:r>
+        <w:rPr>
+          <w:b/>
+          <w:bCs/>
+          <w:sz w:val="26"/>
+          <w:szCs w:val="26"/>
+          <w:rFonts w:ascii="Arial" w:cs="Arial" w:eastAsia="Arial" w:hAnsi="Arial"/>
+        </w:rPr>
+        <w:t xml:space="preserve">Ridge Regression and Elastic Net</w:t>
       </w:r>
     </w:p>
     <w:p>
@@ -259,7 +369,7 @@
           <w:szCs w:val="24"/>
           <w:rFonts w:ascii="Arial" w:cs="Arial" w:eastAsia="Arial" w:hAnsi="Arial"/>
         </w:rPr>
-        <w:t xml:space="preserve"> uses an L2 penalty (λ Σₖ βₖ²) that shrinks coefficients toward zero without setting them exactly to zero. Ridge handles multicollinearity and stabilizes estimates but does not perform variable selection.</w:t>
+        <w:t xml:space="preserve"> adds an L2 penalty (λ Σₖ βₖ²) that shrinks coefficients toward zero without eliminating any. Ridge handles multicollinearity (correlated predictors) better than LASSO but does not perform variable selection. In health economics, ridge is useful when many diagnosis codes contribute small amounts of predictive information and none should be excluded.</w:t>
       </w:r>
     </w:p>
     <w:p>
@@ -289,20 +399,7 @@
           <w:szCs w:val="24"/>
           <w:rFonts w:ascii="Arial" w:cs="Arial" w:eastAsia="Arial" w:hAnsi="Arial"/>
         </w:rPr>
-        <w:t xml:space="preserve"> combines L1 and L2 penalties, providing both variable selection and coefficient stability: λ[α Σ|βₖ| + (1-α) Σβₖ²].</w:t>
-      </w:r>
-    </w:p>
-    <w:p>
-      <w:pPr>
-        <w:spacing w:after="120"/>
-      </w:pPr>
-      <w:r>
-        <w:rPr>
-          <w:sz w:val="24"/>
-          <w:szCs w:val="24"/>
-          <w:rFonts w:ascii="Arial" w:cs="Arial" w:eastAsia="Arial" w:hAnsi="Arial"/>
-        </w:rPr>
-        <w:t xml:space="preserve">In health economics, LASSO is used for variable selection in high-dimensional claims data (selecting from thousands of diagnosis codes, procedure codes, and drug classes to predict costs or outcomes), for constructing parsimonious risk adjustment models, and as a first-stage estimator in post-LASSO inference procedures.</w:t>
+        <w:t xml:space="preserve"> combines L1 and L2 penalties: λ[α Σ|βₖ| + (1-α) Σβₖ²], where α ∈ [0,1] controls the mix. When predictors are correlated (as is common with diagnosis codes, which cluster by organ system and disease process), LASSO may arbitrarily select one code from a correlated group; elastic net tends to select or exclude correlated variables as a group, providing more stable selection.</w:t>
       </w:r>
     </w:p>
     <w:p>
@@ -323,32 +420,70 @@
     </w:p>
     <w:p>
       <w:pPr>
-        <w:spacing w:after="120"/>
-      </w:pPr>
-      <w:r>
-        <w:rPr>
-          <w:sz w:val="24"/>
-          <w:szCs w:val="24"/>
-          <w:rFonts w:ascii="Arial" w:cs="Arial" w:eastAsia="Arial" w:hAnsi="Arial"/>
-        </w:rPr>
-      </w:r>
-      <w:r>
-        <w:rPr>
-          <w:b/>
-          <w:bCs/>
-          <w:sz w:val="24"/>
-          <w:szCs w:val="24"/>
-          <w:rFonts w:ascii="Arial" w:cs="Arial" w:eastAsia="Arial" w:hAnsi="Arial"/>
-        </w:rPr>
-        <w:t xml:space="preserve">Random forests</w:t>
-      </w:r>
-      <w:r>
-        <w:rPr>
-          <w:sz w:val="24"/>
-          <w:szCs w:val="24"/>
-          <w:rFonts w:ascii="Arial" w:cs="Arial" w:eastAsia="Arial" w:hAnsi="Arial"/>
-        </w:rPr>
-        <w:t xml:space="preserve"> (Breiman, 2001) construct an ensemble of decision trees, each trained on a bootstrap sample of the data with a random subset of features considered at each split. The ensemble prediction averages across trees, reducing variance while maintaining the flexibility of individual trees. Variable importance measures identify the covariates that contribute most to prediction accuracy.</w:t>
+        <w:pStyle w:val="Heading3"/>
+        <w:spacing w:before="200" w:after="100"/>
+      </w:pPr>
+      <w:r>
+        <w:rPr>
+          <w:b/>
+          <w:bCs/>
+          <w:sz w:val="26"/>
+          <w:szCs w:val="26"/>
+          <w:rFonts w:ascii="Arial" w:cs="Arial" w:eastAsia="Arial" w:hAnsi="Arial"/>
+        </w:rPr>
+        <w:t xml:space="preserve">Random Forests</w:t>
+      </w:r>
+    </w:p>
+    <w:p>
+      <w:pPr>
+        <w:spacing w:after="120"/>
+      </w:pPr>
+      <w:r>
+        <w:rPr>
+          <w:sz w:val="24"/>
+          <w:szCs w:val="24"/>
+          <w:rFonts w:ascii="Arial" w:cs="Arial" w:eastAsia="Arial" w:hAnsi="Arial"/>
+        </w:rPr>
+        <w:t xml:space="preserve">Random forests (Breiman, 2001) construct an ensemble of B decision trees, each trained on a bootstrap sample of the data with a random subset of m features considered at each split. The ensemble prediction averages across trees (for regression) or takes a majority vote (for classification):</w:t>
+      </w:r>
+    </w:p>
+    <w:p>
+      <w:pPr>
+        <w:spacing w:after="120"/>
+      </w:pPr>
+      <w:r>
+        <w:rPr>
+          <w:sz w:val="24"/>
+          <w:szCs w:val="24"/>
+          <w:rFonts w:ascii="Arial" w:cs="Arial" w:eastAsia="Arial" w:hAnsi="Arial"/>
+        </w:rPr>
+        <w:t xml:space="preserve">ŷ = (1/B) Σᵦ Tᵦ(x)</w:t>
+      </w:r>
+    </w:p>
+    <w:p>
+      <w:pPr>
+        <w:spacing w:after="120"/>
+      </w:pPr>
+      <w:r>
+        <w:rPr>
+          <w:sz w:val="24"/>
+          <w:szCs w:val="24"/>
+          <w:rFonts w:ascii="Arial" w:cs="Arial" w:eastAsia="Arial" w:hAnsi="Arial"/>
+        </w:rPr>
+        <w:t xml:space="preserve">where Tᵦ(x) is the prediction of tree b for input x. The randomization (bootstrap sampling + random feature subsets) decorrelates the trees, reducing the ensemble's variance without increasing bias.</w:t>
+      </w:r>
+    </w:p>
+    <w:p>
+      <w:pPr>
+        <w:spacing w:after="120"/>
+      </w:pPr>
+      <w:r>
+        <w:rPr>
+          <w:sz w:val="24"/>
+          <w:szCs w:val="24"/>
+          <w:rFonts w:ascii="Arial" w:cs="Arial" w:eastAsia="Arial" w:hAnsi="Arial"/>
+        </w:rPr>
+        <w:t xml:space="preserve">Random forests offer several advantages for healthcare prediction: they capture nonlinear relationships and interactions automatically (without pre-specifying functional form), they are robust to outliers and irrelevant variables, and they provide variable importance measures that identify which covariates contribute most to prediction. The permutation importance of variable k is the increase in prediction error when the values of variable k are randomly shuffled (breaking its relationship with the outcome) while all other variables are held constant.</w:t>
       </w:r>
     </w:p>
     <w:p>
@@ -378,20 +513,20 @@
           <w:szCs w:val="24"/>
           <w:rFonts w:ascii="Arial" w:cs="Arial" w:eastAsia="Arial" w:hAnsi="Arial"/>
         </w:rPr>
-        <w:t xml:space="preserve"> (XGBoost, LightGBM) build trees sequentially, with each tree trained on the residuals of the ensemble to that point. Boosting typically achieves higher predictive accuracy than random forests but is more prone to overfitting and requires careful tuning of learning rate, tree depth, and number of boosting rounds.</w:t>
-      </w:r>
-    </w:p>
-    <w:p>
-      <w:pPr>
-        <w:spacing w:after="120"/>
-      </w:pPr>
-      <w:r>
-        <w:rPr>
-          <w:sz w:val="24"/>
-          <w:szCs w:val="24"/>
-          <w:rFonts w:ascii="Arial" w:cs="Arial" w:eastAsia="Arial" w:hAnsi="Arial"/>
-        </w:rPr>
-        <w:t xml:space="preserve">In healthcare risk prediction, tree-based methods achieve state-of-the-art performance for readmission prediction, mortality risk scoring, and cost prediction, frequently outperforming traditional logistic regression and linear models while producing variable importance rankings that can inform clinical decision-making.</w:t>
+        <w:t xml:space="preserve"> (XGBoost, LightGBM, EvoTrees in Julia) build trees sequentially rather than independently, with each tree trained on the residuals (prediction errors) of the ensemble up to that point. Boosting typically achieves higher accuracy than random forests by explicitly targeting the hardest-to-predict observations, but requires more careful tuning (learning rate, tree depth, number of rounds, subsampling rate) and is more susceptible to overfitting.</w:t>
+      </w:r>
+    </w:p>
+    <w:p>
+      <w:pPr>
+        <w:spacing w:after="120"/>
+      </w:pPr>
+      <w:r>
+        <w:rPr>
+          <w:sz w:val="24"/>
+          <w:szCs w:val="24"/>
+          <w:rFonts w:ascii="Arial" w:cs="Arial" w:eastAsia="Arial" w:hAnsi="Arial"/>
+        </w:rPr>
+        <w:t xml:space="preserve">In health economics, tree-based methods have achieved state-of-the-art performance for readmission prediction (outperforming the LACE score and logistic regression models currently used by CMS), mortality risk scoring (comparable to or exceeding the APACHE and SOFA scores used in critical care), and healthcare cost prediction (capturing the nonlinear relationship between comorbidity burden and costs more flexibly than linear models).</w:t>
       </w:r>
     </w:p>
     <w:p>
@@ -407,20 +542,36 @@
           <w:szCs w:val="30"/>
           <w:rFonts w:ascii="Arial" w:cs="Arial" w:eastAsia="Arial" w:hAnsi="Arial"/>
         </w:rPr>
-        <w:t xml:space="preserve">Causal Forests</w:t>
-      </w:r>
-    </w:p>
-    <w:p>
-      <w:pPr>
-        <w:spacing w:after="120"/>
-      </w:pPr>
-      <w:r>
-        <w:rPr>
-          <w:sz w:val="24"/>
-          <w:szCs w:val="24"/>
-          <w:rFonts w:ascii="Arial" w:cs="Arial" w:eastAsia="Arial" w:hAnsi="Arial"/>
-        </w:rPr>
-        <w:t xml:space="preserve">Athey and Imbens (2016) developed generalized random forests (GRF) for estimating heterogeneous treatment effects — the conditional average treatment effect (CATE) as a function of individual characteristics:</w:t>
+        <w:t xml:space="preserve">Causal Forests for Heterogeneous Treatment Effects</w:t>
+      </w:r>
+    </w:p>
+    <w:p>
+      <w:pPr>
+        <w:pStyle w:val="Heading3"/>
+        <w:spacing w:before="200" w:after="100"/>
+      </w:pPr>
+      <w:r>
+        <w:rPr>
+          <w:b/>
+          <w:bCs/>
+          <w:sz w:val="26"/>
+          <w:szCs w:val="26"/>
+          <w:rFonts w:ascii="Arial" w:cs="Arial" w:eastAsia="Arial" w:hAnsi="Arial"/>
+        </w:rPr>
+        <w:t xml:space="preserve">The CATE Estimation Problem</w:t>
+      </w:r>
+    </w:p>
+    <w:p>
+      <w:pPr>
+        <w:spacing w:after="120"/>
+      </w:pPr>
+      <w:r>
+        <w:rPr>
+          <w:sz w:val="24"/>
+          <w:szCs w:val="24"/>
+          <w:rFonts w:ascii="Arial" w:cs="Arial" w:eastAsia="Arial" w:hAnsi="Arial"/>
+        </w:rPr>
+        <w:t xml:space="preserve">The conditional average treatment effect (CATE) — the average treatment effect as a function of individual characteristics — is the central object of interest for personalized policy design:</w:t>
       </w:r>
     </w:p>
     <w:p>
@@ -446,20 +597,75 @@
           <w:szCs w:val="24"/>
           <w:rFonts w:ascii="Arial" w:cs="Arial" w:eastAsia="Arial" w:hAnsi="Arial"/>
         </w:rPr>
-        <w:t xml:space="preserve">Causal forests modify the random forest algorithm by splitting nodes based on treatment effect heterogeneity rather than prediction accuracy. The key innovation is "honest estimation" — using separate subsamples for tree construction (determining the splits) and treatment effect estimation (computing the within-leaf treatment effect), preventing overfitting of the treatment effect estimates.</w:t>
-      </w:r>
-    </w:p>
-    <w:p>
-      <w:pPr>
-        <w:spacing w:after="120"/>
-      </w:pPr>
-      <w:r>
-        <w:rPr>
-          <w:sz w:val="24"/>
-          <w:szCs w:val="24"/>
-          <w:rFonts w:ascii="Arial" w:cs="Arial" w:eastAsia="Arial" w:hAnsi="Arial"/>
-        </w:rPr>
-        <w:t xml:space="preserve">In health economics, causal forests enable personalized policy evaluation: identifying which patients benefit most from a treatment, which hospitals respond most to a payment incentive, or which populations gain the most from coverage expansion. This heterogeneous treatment effect estimation directly informs targeted intervention design and precision medicine economics.</w:t>
+        <w:t xml:space="preserve">If τ(x) varies across individuals, the policy question shifts from "does the treatment work on average?" to "for whom does the treatment work best?" — a question with direct implications for targeting interventions, allocating resources, and designing personalized treatment protocols.</w:t>
+      </w:r>
+    </w:p>
+    <w:p>
+      <w:pPr>
+        <w:pStyle w:val="Heading3"/>
+        <w:spacing w:before="200" w:after="100"/>
+      </w:pPr>
+      <w:r>
+        <w:rPr>
+          <w:b/>
+          <w:bCs/>
+          <w:sz w:val="26"/>
+          <w:szCs w:val="26"/>
+          <w:rFonts w:ascii="Arial" w:cs="Arial" w:eastAsia="Arial" w:hAnsi="Arial"/>
+        </w:rPr>
+        <w:t xml:space="preserve">Generalized Random Forests</w:t>
+      </w:r>
+    </w:p>
+    <w:p>
+      <w:pPr>
+        <w:spacing w:after="120"/>
+      </w:pPr>
+      <w:r>
+        <w:rPr>
+          <w:sz w:val="24"/>
+          <w:szCs w:val="24"/>
+          <w:rFonts w:ascii="Arial" w:cs="Arial" w:eastAsia="Arial" w:hAnsi="Arial"/>
+        </w:rPr>
+        <w:t xml:space="preserve">Athey and Imbens (2016) developed generalized random forests (GRF) that estimate τ(x) by modifying the random forest algorithm. In a standard random forest, splits are chosen to maximize prediction accuracy (minimizing squared prediction error). In a causal forest, splits are chosen to maximize heterogeneity in the treatment effect — placing observations with different treatment effects in different leaves.</w:t>
+      </w:r>
+    </w:p>
+    <w:p>
+      <w:pPr>
+        <w:spacing w:after="120"/>
+      </w:pPr>
+      <w:r>
+        <w:rPr>
+          <w:sz w:val="24"/>
+          <w:szCs w:val="24"/>
+          <w:rFonts w:ascii="Arial" w:cs="Arial" w:eastAsia="Arial" w:hAnsi="Arial"/>
+        </w:rPr>
+        <w:t xml:space="preserve">The key methodological innovation is "honest estimation": the sample is split into two halves, with one half used for tree construction (determining the splits) and the other half used for treatment effect estimation (computing the within-leaf treatment effect difference between treated and control observations). This honesty prevents overfitting of the treatment effect estimates to the training data, yielding valid confidence intervals for individual-level CATE estimates.</w:t>
+      </w:r>
+    </w:p>
+    <w:p>
+      <w:pPr>
+        <w:spacing w:after="120"/>
+      </w:pPr>
+      <w:r>
+        <w:rPr>
+          <w:sz w:val="24"/>
+          <w:szCs w:val="24"/>
+          <w:rFonts w:ascii="Arial" w:cs="Arial" w:eastAsia="Arial" w:hAnsi="Arial"/>
+        </w:rPr>
+        <w:t xml:space="preserve">The causal forest algorithm proceeds as follows: (1) draw a bootstrap (or subsampling) sample; (2) on one half of the sample, grow a tree by recursively splitting on the covariate that maximizes treatment effect heterogeneity; (3) on the other half, estimate the treatment effect within each leaf as the difference in mean outcomes between treated and control observations; (4) repeat across B trees; (5) for each individual x, the CATE estimate is the weighted average of treatment effects across all leaves that x falls into, weighted by the number of times x appears in each tree.</w:t>
+      </w:r>
+    </w:p>
+    <w:p>
+      <w:pPr>
+        <w:spacing w:after="120"/>
+      </w:pPr>
+      <w:r>
+        <w:rPr>
+          <w:sz w:val="24"/>
+          <w:szCs w:val="24"/>
+          <w:rFonts w:ascii="Arial" w:cs="Arial" w:eastAsia="Arial" w:hAnsi="Arial"/>
+        </w:rPr>
+        <w:t xml:space="preserve">In health economics, causal forests enable personalized policy evaluation: identifying which patients benefit most from a treatment (targeting), which hospitals respond most to a payment incentive (heterogeneous policy effects), or which populations gain the most from coverage expansion (allocative efficiency). Athey and Wager (2019) provided the formal asymptotic theory showing that causal forest CATE estimates are asymptotically normal and that the associated confidence intervals have correct coverage.</w:t>
       </w:r>
     </w:p>
     <w:p>
@@ -480,106 +686,263 @@
     </w:p>
     <w:p>
       <w:pPr>
-        <w:spacing w:after="120"/>
-      </w:pPr>
-      <w:r>
-        <w:rPr>
-          <w:sz w:val="24"/>
-          <w:szCs w:val="24"/>
-          <w:rFonts w:ascii="Arial" w:cs="Arial" w:eastAsia="Arial" w:hAnsi="Arial"/>
-        </w:rPr>
-        <w:t xml:space="preserve">Chernozhukov and colleagues (2018) developed the double/debiased machine learning (DML) framework, which enables the use of ML methods for estimating nuisance parameters (control variable relationships) while maintaining valid frequentist inference on the causal parameter of interest.</w:t>
-      </w:r>
-    </w:p>
-    <w:p>
-      <w:pPr>
-        <w:spacing w:after="120"/>
-      </w:pPr>
-      <w:r>
-        <w:rPr>
-          <w:sz w:val="24"/>
-          <w:szCs w:val="24"/>
-          <w:rFonts w:ascii="Arial" w:cs="Arial" w:eastAsia="Arial" w:hAnsi="Arial"/>
-        </w:rPr>
-        <w:t xml:space="preserve">The partially linear model is:</w:t>
-      </w:r>
-    </w:p>
-    <w:p>
-      <w:pPr>
-        <w:spacing w:after="120"/>
-      </w:pPr>
-      <w:r>
-        <w:rPr>
-          <w:sz w:val="24"/>
-          <w:szCs w:val="24"/>
-          <w:rFonts w:ascii="Arial" w:cs="Arial" w:eastAsia="Arial" w:hAnsi="Arial"/>
-        </w:rPr>
-        <w:t xml:space="preserve">Y = θD + g(X) + ε</w:t>
-      </w:r>
-    </w:p>
-    <w:p>
-      <w:pPr>
-        <w:spacing w:after="120"/>
-      </w:pPr>
-      <w:r>
-        <w:rPr>
-          <w:sz w:val="24"/>
-          <w:szCs w:val="24"/>
-          <w:rFonts w:ascii="Arial" w:cs="Arial" w:eastAsia="Arial" w:hAnsi="Arial"/>
-        </w:rPr>
-        <w:t xml:space="preserve">D = m(X) + v</w:t>
-      </w:r>
-    </w:p>
-    <w:p>
-      <w:pPr>
-        <w:spacing w:after="120"/>
-      </w:pPr>
-      <w:r>
-        <w:rPr>
-          <w:sz w:val="24"/>
-          <w:szCs w:val="24"/>
-          <w:rFonts w:ascii="Arial" w:cs="Arial" w:eastAsia="Arial" w:hAnsi="Arial"/>
-        </w:rPr>
-        <w:t xml:space="preserve">where θ is the causal parameter, g(X) is the (potentially complex, high-dimensional) relationship between controls and outcome, and m(X) is the relationship between controls and treatment. DML uses ML to estimate ĝ(X) and m̂(X), then estimates θ from residualized variables:</w:t>
-      </w:r>
-    </w:p>
-    <w:p>
-      <w:pPr>
-        <w:spacing w:after="120"/>
-      </w:pPr>
-      <w:r>
-        <w:rPr>
-          <w:sz w:val="24"/>
-          <w:szCs w:val="24"/>
-          <w:rFonts w:ascii="Arial" w:cs="Arial" w:eastAsia="Arial" w:hAnsi="Arial"/>
-        </w:rPr>
-        <w:t xml:space="preserve">θ̂ = [Σᵢ (Dᵢ - m̂(Xᵢ))(Yᵢ - ĝ(Xᵢ))] / [Σᵢ (Dᵢ - m̂(Xᵢ))²]</w:t>
-      </w:r>
-    </w:p>
-    <w:p>
-      <w:pPr>
-        <w:spacing w:after="120"/>
-      </w:pPr>
-      <w:r>
-        <w:rPr>
-          <w:sz w:val="24"/>
-          <w:szCs w:val="24"/>
-          <w:rFonts w:ascii="Arial" w:cs="Arial" w:eastAsia="Arial" w:hAnsi="Arial"/>
-        </w:rPr>
-        <w:t xml:space="preserve">The "double" refers to residualizing both Y and D; the "debiased" refers to the cross-fitting procedure (splitting the sample, estimating nuisance functions on one part, computing residuals on the other, and swapping) that eliminates the regularization bias that would otherwise contaminate inference.</w:t>
-      </w:r>
-    </w:p>
-    <w:p>
-      <w:pPr>
-        <w:spacing w:after="120"/>
-      </w:pPr>
-      <w:r>
-        <w:rPr>
-          <w:sz w:val="24"/>
-          <w:szCs w:val="24"/>
-          <w:rFonts w:ascii="Arial" w:cs="Arial" w:eastAsia="Arial" w:hAnsi="Arial"/>
-        </w:rPr>
-        <w:t xml:space="preserve">DML allows the health economics researcher to control for high-dimensional confounders (thousands of diagnosis codes, provider characteristics, geographic variables) using flexible ML methods while maintaining valid confidence intervals and hypothesis tests on the causal effect — combining the best of both worlds.</w:t>
+        <w:pStyle w:val="Heading3"/>
+        <w:spacing w:before="200" w:after="100"/>
+      </w:pPr>
+      <w:r>
+        <w:rPr>
+          <w:b/>
+          <w:bCs/>
+          <w:sz w:val="26"/>
+          <w:szCs w:val="26"/>
+          <w:rFonts w:ascii="Arial" w:cs="Arial" w:eastAsia="Arial" w:hAnsi="Arial"/>
+        </w:rPr>
+        <w:t xml:space="preserve">The DML Framework</w:t>
+      </w:r>
+    </w:p>
+    <w:p>
+      <w:pPr>
+        <w:spacing w:after="120"/>
+      </w:pPr>
+      <w:r>
+        <w:rPr>
+          <w:sz w:val="24"/>
+          <w:szCs w:val="24"/>
+          <w:rFonts w:ascii="Arial" w:cs="Arial" w:eastAsia="Arial" w:hAnsi="Arial"/>
+        </w:rPr>
+        <w:t xml:space="preserve">Chernozhukov and colleagues (2018) developed the double/debiased machine learning (DML) framework, which enables the use of ML methods for estimating nuisance parameters (the relationships between controls and both the outcome and the treatment) while maintaining valid frequentist inference on the causal parameter of interest.</w:t>
+      </w:r>
+    </w:p>
+    <w:p>
+      <w:pPr>
+        <w:spacing w:after="120"/>
+      </w:pPr>
+      <w:r>
+        <w:rPr>
+          <w:sz w:val="24"/>
+          <w:szCs w:val="24"/>
+          <w:rFonts w:ascii="Arial" w:cs="Arial" w:eastAsia="Arial" w:hAnsi="Arial"/>
+        </w:rPr>
+        <w:t xml:space="preserve">Consider the partially linear model:</w:t>
+      </w:r>
+    </w:p>
+    <w:p>
+      <w:pPr>
+        <w:spacing w:after="120"/>
+      </w:pPr>
+      <w:r>
+        <w:rPr>
+          <w:sz w:val="24"/>
+          <w:szCs w:val="24"/>
+          <w:rFonts w:ascii="Arial" w:cs="Arial" w:eastAsia="Arial" w:hAnsi="Arial"/>
+        </w:rPr>
+        <w:t xml:space="preserve">Y = θD + g(X) + ε, E[ε | D, X] = 0</w:t>
+      </w:r>
+    </w:p>
+    <w:p>
+      <w:pPr>
+        <w:spacing w:after="120"/>
+      </w:pPr>
+      <w:r>
+        <w:rPr>
+          <w:sz w:val="24"/>
+          <w:szCs w:val="24"/>
+          <w:rFonts w:ascii="Arial" w:cs="Arial" w:eastAsia="Arial" w:hAnsi="Arial"/>
+        </w:rPr>
+        <w:t xml:space="preserve">D = m(X) + v, E[v | X] = 0</w:t>
+      </w:r>
+    </w:p>
+    <w:p>
+      <w:pPr>
+        <w:spacing w:after="120"/>
+      </w:pPr>
+      <w:r>
+        <w:rPr>
+          <w:sz w:val="24"/>
+          <w:szCs w:val="24"/>
+          <w:rFonts w:ascii="Arial" w:cs="Arial" w:eastAsia="Arial" w:hAnsi="Arial"/>
+        </w:rPr>
+        <w:t xml:space="preserve">where θ is the causal parameter of interest, g(X) is the (potentially complex, high-dimensional) relationship between controls and the outcome, and m(X) is the relationship between controls and the treatment (the propensity score in the binary treatment case).</w:t>
+      </w:r>
+    </w:p>
+    <w:p>
+      <w:pPr>
+        <w:spacing w:after="120"/>
+      </w:pPr>
+      <w:r>
+        <w:rPr>
+          <w:sz w:val="24"/>
+          <w:szCs w:val="24"/>
+          <w:rFonts w:ascii="Arial" w:cs="Arial" w:eastAsia="Arial" w:hAnsi="Arial"/>
+        </w:rPr>
+        <w:t xml:space="preserve">The naive approach — regressing Y - ĝ(X) on D - m̂(X) — produces biased estimates because ML estimators introduce regularization bias (LASSO shrinks coefficients, random forests smooth predictions). DML eliminates this bias through two innovations:</w:t>
+      </w:r>
+    </w:p>
+    <w:p>
+      <w:pPr>
+        <w:spacing w:after="120"/>
+      </w:pPr>
+      <w:r>
+        <w:rPr>
+          <w:sz w:val="24"/>
+          <w:szCs w:val="24"/>
+          <w:rFonts w:ascii="Arial" w:cs="Arial" w:eastAsia="Arial" w:hAnsi="Arial"/>
+        </w:rPr>
+      </w:r>
+      <w:r>
+        <w:rPr>
+          <w:b/>
+          <w:bCs/>
+          <w:sz w:val="24"/>
+          <w:szCs w:val="24"/>
+          <w:rFonts w:ascii="Arial" w:cs="Arial" w:eastAsia="Arial" w:hAnsi="Arial"/>
+        </w:rPr>
+        <w:t xml:space="preserve">Neyman orthogonality.</w:t>
+      </w:r>
+      <w:r>
+        <w:rPr>
+          <w:sz w:val="24"/>
+          <w:szCs w:val="24"/>
+          <w:rFonts w:ascii="Arial" w:cs="Arial" w:eastAsia="Arial" w:hAnsi="Arial"/>
+        </w:rPr>
+        <w:t xml:space="preserve"> The DML moment condition is constructed to be insensitive to small errors in the nuisance parameter estimates. The doubly-robust score:</w:t>
+      </w:r>
+    </w:p>
+    <w:p>
+      <w:pPr>
+        <w:spacing w:after="120"/>
+      </w:pPr>
+      <w:r>
+        <w:rPr>
+          <w:sz w:val="24"/>
+          <w:szCs w:val="24"/>
+          <w:rFonts w:ascii="Arial" w:cs="Arial" w:eastAsia="Arial" w:hAnsi="Arial"/>
+        </w:rPr>
+        <w:t xml:space="preserve">ψ(θ) = (Y - ĝ(X) - θ(D - m̂(X))) × (D - m̂(X))</w:t>
+      </w:r>
+    </w:p>
+    <w:p>
+      <w:pPr>
+        <w:spacing w:after="120"/>
+      </w:pPr>
+      <w:r>
+        <w:rPr>
+          <w:sz w:val="24"/>
+          <w:szCs w:val="24"/>
+          <w:rFonts w:ascii="Arial" w:cs="Arial" w:eastAsia="Arial" w:hAnsi="Arial"/>
+        </w:rPr>
+        <w:t xml:space="preserve">has the property that its expectation is zero at the true θ regardless of small errors in ĝ and m̂. This orthogonality means that ML estimation error in the nuisance functions does not contaminate inference on θ.</w:t>
+      </w:r>
+    </w:p>
+    <w:p>
+      <w:pPr>
+        <w:spacing w:after="120"/>
+      </w:pPr>
+      <w:r>
+        <w:rPr>
+          <w:sz w:val="24"/>
+          <w:szCs w:val="24"/>
+          <w:rFonts w:ascii="Arial" w:cs="Arial" w:eastAsia="Arial" w:hAnsi="Arial"/>
+        </w:rPr>
+      </w:r>
+      <w:r>
+        <w:rPr>
+          <w:b/>
+          <w:bCs/>
+          <w:sz w:val="24"/>
+          <w:szCs w:val="24"/>
+          <w:rFonts w:ascii="Arial" w:cs="Arial" w:eastAsia="Arial" w:hAnsi="Arial"/>
+        </w:rPr>
+        <w:t xml:space="preserve">Cross-fitting.</w:t>
+      </w:r>
+      <w:r>
+        <w:rPr>
+          <w:sz w:val="24"/>
+          <w:szCs w:val="24"/>
+          <w:rFonts w:ascii="Arial" w:cs="Arial" w:eastAsia="Arial" w:hAnsi="Arial"/>
+        </w:rPr>
+        <w:t xml:space="preserve"> The sample is split into K folds. For each fold k, the nuisance functions ĝ and m̂ are estimated on the data excluding fold k, and the residuals are computed on fold k. This cross-fitting prevents overfitting of the nuisance functions to the data used for inference, eliminating the remaining regularization bias.</w:t>
+      </w:r>
+    </w:p>
+    <w:p>
+      <w:pPr>
+        <w:spacing w:after="120"/>
+      </w:pPr>
+      <w:r>
+        <w:rPr>
+          <w:sz w:val="24"/>
+          <w:szCs w:val="24"/>
+          <w:rFonts w:ascii="Arial" w:cs="Arial" w:eastAsia="Arial" w:hAnsi="Arial"/>
+        </w:rPr>
+        <w:t xml:space="preserve">The DML estimator is:</w:t>
+      </w:r>
+    </w:p>
+    <w:p>
+      <w:pPr>
+        <w:spacing w:after="120"/>
+      </w:pPr>
+      <w:r>
+        <w:rPr>
+          <w:sz w:val="24"/>
+          <w:szCs w:val="24"/>
+          <w:rFonts w:ascii="Arial" w:cs="Arial" w:eastAsia="Arial" w:hAnsi="Arial"/>
+        </w:rPr>
+        <w:t xml:space="preserve">θ̂_DML = [Σᵢ (Dᵢ - m̂₋ᵢ(Xᵢ))(Yᵢ - ĝ₋ᵢ(Xᵢ))] / [Σᵢ (Dᵢ - m̂₋ᵢ(Xᵢ))²]</w:t>
+      </w:r>
+    </w:p>
+    <w:p>
+      <w:pPr>
+        <w:spacing w:after="120"/>
+      </w:pPr>
+      <w:r>
+        <w:rPr>
+          <w:sz w:val="24"/>
+          <w:szCs w:val="24"/>
+          <w:rFonts w:ascii="Arial" w:cs="Arial" w:eastAsia="Arial" w:hAnsi="Arial"/>
+        </w:rPr>
+        <w:t xml:space="preserve">where the subscript -i denotes that the nuisance functions are estimated on data excluding observation i's fold. Under regularity conditions, θ̂_DML is √n-consistent and asymptotically normal, with valid standard errors computed from the influence function.</w:t>
+      </w:r>
+    </w:p>
+    <w:p>
+      <w:pPr>
+        <w:pStyle w:val="Heading3"/>
+        <w:spacing w:before="200" w:after="100"/>
+      </w:pPr>
+      <w:r>
+        <w:rPr>
+          <w:b/>
+          <w:bCs/>
+          <w:sz w:val="26"/>
+          <w:szCs w:val="26"/>
+          <w:rFonts w:ascii="Arial" w:cs="Arial" w:eastAsia="Arial" w:hAnsi="Arial"/>
+        </w:rPr>
+        <w:t xml:space="preserve">Applications in Health Economics</w:t>
+      </w:r>
+    </w:p>
+    <w:p>
+      <w:pPr>
+        <w:spacing w:after="120"/>
+      </w:pPr>
+      <w:r>
+        <w:rPr>
+          <w:sz w:val="24"/>
+          <w:szCs w:val="24"/>
+          <w:rFonts w:ascii="Arial" w:cs="Arial" w:eastAsia="Arial" w:hAnsi="Arial"/>
+        </w:rPr>
+        <w:t xml:space="preserve">DML is particularly valuable in health economics settings where the number of potential confounders is large and the functional form of the confounding relationship is unknown. Claims-based studies with thousands of diagnosis codes, studies linking healthcare utilization to area-level characteristics, and observational comparative effectiveness studies with high-dimensional clinical covariates all benefit from DML's ability to flexibly control for confounders while maintaining valid causal inference.</w:t>
+      </w:r>
+    </w:p>
+    <w:p>
+      <w:pPr>
+        <w:spacing w:after="120"/>
+      </w:pPr>
+      <w:r>
+        <w:rPr>
+          <w:sz w:val="24"/>
+          <w:szCs w:val="24"/>
+          <w:rFonts w:ascii="Arial" w:cs="Arial" w:eastAsia="Arial" w:hAnsi="Arial"/>
+        </w:rPr>
+        <w:t xml:space="preserve">For example, estimating the effect of a new medication on healthcare costs, controlling for baseline health status captured by hundreds of diagnosis codes: LASSO or random forests estimate the nuisance functions (predicting costs and treatment assignment from the diagnosis codes), and the DML estimator provides a valid confidence interval for the causal effect of the medication on costs.</w:t>
       </w:r>
     </w:p>
     <w:p>
@@ -600,28 +963,176 @@
     </w:p>
     <w:p>
       <w:pPr>
-        <w:spacing w:after="120"/>
-      </w:pPr>
-      <w:r>
-        <w:rPr>
-          <w:sz w:val="24"/>
-          <w:szCs w:val="24"/>
-          <w:rFonts w:ascii="Arial" w:cs="Arial" w:eastAsia="Arial" w:hAnsi="Arial"/>
-        </w:rPr>
-        <w:t xml:space="preserve">Obermeyer and colleagues (2019) documented racial bias in a widely used commercial healthcare risk prediction algorithm. The algorithm used healthcare costs as a proxy for healthcare needs, but because Black patients face systematic barriers to accessing care (and therefore incur lower costs conditional on health status), the algorithm systematically underestimated the health needs of Black patients. At a given risk score, Black patients were substantially sicker than White patients, resulting in Black patients being less likely to be identified for care management programs.</w:t>
-      </w:r>
-    </w:p>
-    <w:p>
-      <w:pPr>
-        <w:spacing w:after="120"/>
-      </w:pPr>
-      <w:r>
-        <w:rPr>
-          <w:sz w:val="24"/>
-          <w:szCs w:val="24"/>
-          <w:rFonts w:ascii="Arial" w:cs="Arial" w:eastAsia="Arial" w:hAnsi="Arial"/>
-        </w:rPr>
-        <w:t xml:space="preserve">This finding illustrates the broader challenge of algorithmic fairness in health economics: predictive algorithms trained on data reflecting existing disparities will perpetuate and potentially amplify those disparities. Fairness-aware ML methods — including equalized odds constraints, calibration across demographic groups, and disparate impact testing — are increasingly important for health economics researchers developing risk adjustment, resource allocation, and clinical prediction models.</w:t>
+        <w:pStyle w:val="Heading3"/>
+        <w:spacing w:before="200" w:after="100"/>
+      </w:pPr>
+      <w:r>
+        <w:rPr>
+          <w:b/>
+          <w:bCs/>
+          <w:sz w:val="26"/>
+          <w:szCs w:val="26"/>
+          <w:rFonts w:ascii="Arial" w:cs="Arial" w:eastAsia="Arial" w:hAnsi="Arial"/>
+        </w:rPr>
+        <w:t xml:space="preserve">Bias in Healthcare Algorithms</w:t>
+      </w:r>
+    </w:p>
+    <w:p>
+      <w:pPr>
+        <w:spacing w:after="120"/>
+      </w:pPr>
+      <w:r>
+        <w:rPr>
+          <w:sz w:val="24"/>
+          <w:szCs w:val="24"/>
+          <w:rFonts w:ascii="Arial" w:cs="Arial" w:eastAsia="Arial" w:hAnsi="Arial"/>
+        </w:rPr>
+        <w:t xml:space="preserve">Obermeyer and colleagues (2019) documented racial bias in a widely used commercial healthcare risk prediction algorithm — a finding that has become one of the most cited examples of algorithmic bias in any domain. The algorithm, used by health systems to identify patients for care management programs, used healthcare costs as a proxy for healthcare needs. Because Black patients face systematic barriers to accessing care and therefore incur lower costs conditional on the same level of health need, the algorithm systematically underestimated the healthcare needs of Black patients. At a given algorithm risk score, Black patients were substantially sicker than White patients (as measured by the number of active chronic conditions), resulting in Black patients being less likely to be enrolled in care management programs.</w:t>
+      </w:r>
+    </w:p>
+    <w:p>
+      <w:pPr>
+        <w:spacing w:after="120"/>
+      </w:pPr>
+      <w:r>
+        <w:rPr>
+          <w:sz w:val="24"/>
+          <w:szCs w:val="24"/>
+          <w:rFonts w:ascii="Arial" w:cs="Arial" w:eastAsia="Arial" w:hAnsi="Arial"/>
+        </w:rPr>
+        <w:t xml:space="preserve">The root cause was not biased code or intentional discrimination but rather a biased outcome variable: healthcare costs reflect not just health needs but also access barriers, provider availability, patient trust, and systemic racism in healthcare delivery. Using costs as a proxy for needs perpetuates the disparities that generate the cost differences in the first place.</w:t>
+      </w:r>
+    </w:p>
+    <w:p>
+      <w:pPr>
+        <w:pStyle w:val="Heading3"/>
+        <w:spacing w:before="200" w:after="100"/>
+      </w:pPr>
+      <w:r>
+        <w:rPr>
+          <w:b/>
+          <w:bCs/>
+          <w:sz w:val="26"/>
+          <w:szCs w:val="26"/>
+          <w:rFonts w:ascii="Arial" w:cs="Arial" w:eastAsia="Arial" w:hAnsi="Arial"/>
+        </w:rPr>
+        <w:t xml:space="preserve">Fairness-Aware ML</w:t>
+      </w:r>
+    </w:p>
+    <w:p>
+      <w:pPr>
+        <w:spacing w:after="120"/>
+      </w:pPr>
+      <w:r>
+        <w:rPr>
+          <w:sz w:val="24"/>
+          <w:szCs w:val="24"/>
+          <w:rFonts w:ascii="Arial" w:cs="Arial" w:eastAsia="Arial" w:hAnsi="Arial"/>
+        </w:rPr>
+        <w:t xml:space="preserve">Several approaches address algorithmic fairness in healthcare prediction:</w:t>
+      </w:r>
+    </w:p>
+    <w:p>
+      <w:pPr>
+        <w:spacing w:after="120"/>
+      </w:pPr>
+      <w:r>
+        <w:rPr>
+          <w:sz w:val="24"/>
+          <w:szCs w:val="24"/>
+          <w:rFonts w:ascii="Arial" w:cs="Arial" w:eastAsia="Arial" w:hAnsi="Arial"/>
+        </w:rPr>
+      </w:r>
+      <w:r>
+        <w:rPr>
+          <w:b/>
+          <w:bCs/>
+          <w:sz w:val="24"/>
+          <w:szCs w:val="24"/>
+          <w:rFonts w:ascii="Arial" w:cs="Arial" w:eastAsia="Arial" w:hAnsi="Arial"/>
+        </w:rPr>
+        <w:t xml:space="preserve">Pre-processing</w:t>
+      </w:r>
+      <w:r>
+        <w:rPr>
+          <w:sz w:val="24"/>
+          <w:szCs w:val="24"/>
+          <w:rFonts w:ascii="Arial" w:cs="Arial" w:eastAsia="Arial" w:hAnsi="Arial"/>
+        </w:rPr>
+        <w:t xml:space="preserve"> modifies the training data to remove the correlation between the outcome and protected characteristics (reweighting, resampling, representation balancing).</w:t>
+      </w:r>
+    </w:p>
+    <w:p>
+      <w:pPr>
+        <w:spacing w:after="120"/>
+      </w:pPr>
+      <w:r>
+        <w:rPr>
+          <w:sz w:val="24"/>
+          <w:szCs w:val="24"/>
+          <w:rFonts w:ascii="Arial" w:cs="Arial" w:eastAsia="Arial" w:hAnsi="Arial"/>
+        </w:rPr>
+      </w:r>
+      <w:r>
+        <w:rPr>
+          <w:b/>
+          <w:bCs/>
+          <w:sz w:val="24"/>
+          <w:szCs w:val="24"/>
+          <w:rFonts w:ascii="Arial" w:cs="Arial" w:eastAsia="Arial" w:hAnsi="Arial"/>
+        </w:rPr>
+        <w:t xml:space="preserve">In-processing</w:t>
+      </w:r>
+      <w:r>
+        <w:rPr>
+          <w:sz w:val="24"/>
+          <w:szCs w:val="24"/>
+          <w:rFonts w:ascii="Arial" w:cs="Arial" w:eastAsia="Arial" w:hAnsi="Arial"/>
+        </w:rPr>
+        <w:t xml:space="preserve"> adds fairness constraints to the ML optimization (equalized odds constraints requiring equal true positive and false positive rates across groups, calibration constraints requiring that predicted probabilities match observed rates within each group).</w:t>
+      </w:r>
+    </w:p>
+    <w:p>
+      <w:pPr>
+        <w:spacing w:after="120"/>
+      </w:pPr>
+      <w:r>
+        <w:rPr>
+          <w:sz w:val="24"/>
+          <w:szCs w:val="24"/>
+          <w:rFonts w:ascii="Arial" w:cs="Arial" w:eastAsia="Arial" w:hAnsi="Arial"/>
+        </w:rPr>
+      </w:r>
+      <w:r>
+        <w:rPr>
+          <w:b/>
+          <w:bCs/>
+          <w:sz w:val="24"/>
+          <w:szCs w:val="24"/>
+          <w:rFonts w:ascii="Arial" w:cs="Arial" w:eastAsia="Arial" w:hAnsi="Arial"/>
+        </w:rPr>
+        <w:t xml:space="preserve">Post-processing</w:t>
+      </w:r>
+      <w:r>
+        <w:rPr>
+          <w:sz w:val="24"/>
+          <w:szCs w:val="24"/>
+          <w:rFonts w:ascii="Arial" w:cs="Arial" w:eastAsia="Arial" w:hAnsi="Arial"/>
+        </w:rPr>
+        <w:t xml:space="preserve"> adjusts model predictions to satisfy fairness criteria (threshold adjustment, group-specific calibration).</w:t>
+      </w:r>
+    </w:p>
+    <w:p>
+      <w:pPr>
+        <w:spacing w:after="120"/>
+      </w:pPr>
+      <w:r>
+        <w:rPr>
+          <w:sz w:val="24"/>
+          <w:szCs w:val="24"/>
+          <w:rFonts w:ascii="Arial" w:cs="Arial" w:eastAsia="Arial" w:hAnsi="Arial"/>
+        </w:rPr>
+        <w:t xml:space="preserve">The choice among fairness approaches involves tradeoffs between predictive accuracy and fairness, which can be formalized as a constrained optimization problem. Health economics researchers developing risk adjustment, resource allocation, or clinical prediction models should audit their models for differential performance across demographic groups and consider fairness-aware alternatives when disparities are detected.</w:t>
       </w:r>
     </w:p>
     <w:p>
@@ -906,7 +1417,7 @@
                 <w:szCs w:val="17"/>
                 <w:rFonts w:ascii="Arial" w:cs="Arial" w:eastAsia="Arial" w:hAnsi="Arial"/>
               </w:rPr>
-              <w:t xml:space="preserve">Risk adjustment, claims-based prediction</w:t>
+              <w:t xml:space="preserve">Risk adjustment, cost prediction</w:t>
             </w:r>
           </w:p>
         </w:tc>
@@ -937,7 +1448,7 @@
                 <w:szCs w:val="17"/>
                 <w:rFonts w:ascii="Arial" w:cs="Arial" w:eastAsia="Arial" w:hAnsi="Arial"/>
               </w:rPr>
-              <w:t xml:space="preserve">Random Forest</w:t>
+              <w:t xml:space="preserve">Ridge</w:t>
             </w:r>
           </w:p>
         </w:tc>
@@ -966,7 +1477,7 @@
                 <w:szCs w:val="17"/>
                 <w:rFonts w:ascii="Arial" w:cs="Arial" w:eastAsia="Arial" w:hAnsi="Arial"/>
               </w:rPr>
-              <w:t xml:space="preserve">Flexible prediction</w:t>
+              <w:t xml:space="preserve">Prediction with correlated predictors</w:t>
             </w:r>
           </w:p>
         </w:tc>
@@ -995,7 +1506,7 @@
                 <w:szCs w:val="17"/>
                 <w:rFonts w:ascii="Arial" w:cs="Arial" w:eastAsia="Arial" w:hAnsi="Arial"/>
               </w:rPr>
-              <w:t xml:space="preserve">No (ensemble average)</w:t>
+              <w:t xml:space="preserve">No</w:t>
             </w:r>
           </w:p>
         </w:tc>
@@ -1024,7 +1535,7 @@
                 <w:szCs w:val="17"/>
                 <w:rFonts w:ascii="Arial" w:cs="Arial" w:eastAsia="Arial" w:hAnsi="Arial"/>
               </w:rPr>
-              <w:t xml:space="preserve">Readmission prediction, mortality scoring</w:t>
+              <w:t xml:space="preserve">Stabilized risk scores</w:t>
             </w:r>
           </w:p>
         </w:tc>
@@ -1055,7 +1566,7 @@
                 <w:szCs w:val="17"/>
                 <w:rFonts w:ascii="Arial" w:cs="Arial" w:eastAsia="Arial" w:hAnsi="Arial"/>
               </w:rPr>
-              <w:t xml:space="preserve">Gradient Boosting</w:t>
+              <w:t xml:space="preserve">Random Forest</w:t>
             </w:r>
           </w:p>
         </w:tc>
@@ -1084,7 +1595,7 @@
                 <w:szCs w:val="17"/>
                 <w:rFonts w:ascii="Arial" w:cs="Arial" w:eastAsia="Arial" w:hAnsi="Arial"/>
               </w:rPr>
-              <w:t xml:space="preserve">High-accuracy prediction</w:t>
+              <w:t xml:space="preserve">Flexible nonlinear prediction</w:t>
             </w:r>
           </w:p>
         </w:tc>
@@ -1142,7 +1653,7 @@
                 <w:szCs w:val="17"/>
                 <w:rFonts w:ascii="Arial" w:cs="Arial" w:eastAsia="Arial" w:hAnsi="Arial"/>
               </w:rPr>
-              <w:t xml:space="preserve">Cost prediction, fraud detection</w:t>
+              <w:t xml:space="preserve">Readmission prediction, mortality scoring</w:t>
             </w:r>
           </w:p>
         </w:tc>
@@ -1173,7 +1684,7 @@
                 <w:szCs w:val="17"/>
                 <w:rFonts w:ascii="Arial" w:cs="Arial" w:eastAsia="Arial" w:hAnsi="Arial"/>
               </w:rPr>
-              <w:t xml:space="preserve">Causal Forest</w:t>
+              <w:t xml:space="preserve">Gradient Boosting</w:t>
             </w:r>
           </w:p>
         </w:tc>
@@ -1202,7 +1713,7 @@
                 <w:szCs w:val="17"/>
                 <w:rFonts w:ascii="Arial" w:cs="Arial" w:eastAsia="Arial" w:hAnsi="Arial"/>
               </w:rPr>
-              <w:t xml:space="preserve">Heterogeneous treatment effects</w:t>
+              <w:t xml:space="preserve">High-accuracy prediction</w:t>
             </w:r>
           </w:p>
         </w:tc>
@@ -1231,7 +1742,7 @@
                 <w:szCs w:val="17"/>
                 <w:rFonts w:ascii="Arial" w:cs="Arial" w:eastAsia="Arial" w:hAnsi="Arial"/>
               </w:rPr>
-              <w:t xml:space="preserve">Yes (CATE estimation)</w:t>
+              <w:t xml:space="preserve">No</w:t>
             </w:r>
           </w:p>
         </w:tc>
@@ -1260,7 +1771,7 @@
                 <w:szCs w:val="17"/>
                 <w:rFonts w:ascii="Arial" w:cs="Arial" w:eastAsia="Arial" w:hAnsi="Arial"/>
               </w:rPr>
-              <w:t xml:space="preserve">Personalized treatment assignment</w:t>
+              <w:t xml:space="preserve">Cost prediction, fraud detection</w:t>
             </w:r>
           </w:p>
         </w:tc>
@@ -1291,7 +1802,7 @@
                 <w:szCs w:val="17"/>
                 <w:rFonts w:ascii="Arial" w:cs="Arial" w:eastAsia="Arial" w:hAnsi="Arial"/>
               </w:rPr>
-              <w:t xml:space="preserve">DML</w:t>
+              <w:t xml:space="preserve">Causal Forest</w:t>
             </w:r>
           </w:p>
         </w:tc>
@@ -1320,7 +1831,7 @@
                 <w:szCs w:val="17"/>
                 <w:rFonts w:ascii="Arial" w:cs="Arial" w:eastAsia="Arial" w:hAnsi="Arial"/>
               </w:rPr>
-              <w:t xml:space="preserve">Causal inference with ML controls</w:t>
+              <w:t xml:space="preserve">Heterogeneous treatment effects</w:t>
             </w:r>
           </w:p>
         </w:tc>
@@ -1349,7 +1860,7 @@
                 <w:szCs w:val="17"/>
                 <w:rFonts w:ascii="Arial" w:cs="Arial" w:eastAsia="Arial" w:hAnsi="Arial"/>
               </w:rPr>
-              <w:t xml:space="preserve">Yes (valid inference on θ)</w:t>
+              <w:t xml:space="preserve">Yes (CATE with CI)</w:t>
             </w:r>
           </w:p>
         </w:tc>
@@ -1378,7 +1889,7 @@
                 <w:szCs w:val="17"/>
                 <w:rFonts w:ascii="Arial" w:cs="Arial" w:eastAsia="Arial" w:hAnsi="Arial"/>
               </w:rPr>
-              <w:t xml:space="preserve">High-dimensional confounding adjustment</w:t>
+              <w:t xml:space="preserve">Personalized treatment assignment</w:t>
             </w:r>
           </w:p>
         </w:tc>
@@ -1409,7 +1920,7 @@
                 <w:szCs w:val="17"/>
                 <w:rFonts w:ascii="Arial" w:cs="Arial" w:eastAsia="Arial" w:hAnsi="Arial"/>
               </w:rPr>
-              <w:t xml:space="preserve">Post-LASSO</w:t>
+              <w:t xml:space="preserve">DML</w:t>
             </w:r>
           </w:p>
         </w:tc>
@@ -1438,7 +1949,7 @@
                 <w:szCs w:val="17"/>
                 <w:rFonts w:ascii="Arial" w:cs="Arial" w:eastAsia="Arial" w:hAnsi="Arial"/>
               </w:rPr>
-              <w:t xml:space="preserve">Variable selection for causal models</w:t>
+              <w:t xml:space="preserve">Causal inference with ML nuisance</w:t>
             </w:r>
           </w:p>
         </w:tc>
@@ -1467,7 +1978,7 @@
                 <w:szCs w:val="17"/>
                 <w:rFonts w:ascii="Arial" w:cs="Arial" w:eastAsia="Arial" w:hAnsi="Arial"/>
               </w:rPr>
-              <w:t xml:space="preserve">Partially</w:t>
+              <w:t xml:space="preserve">Yes (valid inference on θ)</w:t>
             </w:r>
           </w:p>
         </w:tc>
@@ -1496,6 +2007,124 @@
                 <w:szCs w:val="17"/>
                 <w:rFonts w:ascii="Arial" w:cs="Arial" w:eastAsia="Arial" w:hAnsi="Arial"/>
               </w:rPr>
+              <w:t xml:space="preserve">High-dimensional confounding adjustment</w:t>
+            </w:r>
+          </w:p>
+        </w:tc>
+      </w:tr>
+      <w:tr>
+        <w:tc>
+          <w:tcPr>
+            <w:tcW w:type="dxa" w:w="2340"/>
+            <w:tcBorders>
+              <w:top w:val="single" w:color="999999" w:sz="1"/>
+              <w:left w:val="single" w:color="999999" w:sz="1"/>
+              <w:bottom w:val="single" w:color="999999" w:sz="1"/>
+              <w:right w:val="single" w:color="999999" w:sz="1"/>
+            </w:tcBorders>
+            <w:tcMar>
+              <w:top w:type="dxa" w:w="40"/>
+              <w:left w:type="dxa" w:w="80"/>
+              <w:bottom w:type="dxa" w:w="40"/>
+              <w:right w:type="dxa" w:w="80"/>
+            </w:tcMar>
+          </w:tcPr>
+          <w:p>
+            <w:r>
+              <w:rPr>
+                <w:b w:val="false"/>
+                <w:bCs w:val="false"/>
+                <w:sz w:val="17"/>
+                <w:szCs w:val="17"/>
+                <w:rFonts w:ascii="Arial" w:cs="Arial" w:eastAsia="Arial" w:hAnsi="Arial"/>
+              </w:rPr>
+              <w:t xml:space="preserve">Post-LASSO</w:t>
+            </w:r>
+          </w:p>
+        </w:tc>
+        <w:tc>
+          <w:tcPr>
+            <w:tcW w:type="dxa" w:w="2340"/>
+            <w:tcBorders>
+              <w:top w:val="single" w:color="999999" w:sz="1"/>
+              <w:left w:val="single" w:color="999999" w:sz="1"/>
+              <w:bottom w:val="single" w:color="999999" w:sz="1"/>
+              <w:right w:val="single" w:color="999999" w:sz="1"/>
+            </w:tcBorders>
+            <w:tcMar>
+              <w:top w:type="dxa" w:w="40"/>
+              <w:left w:type="dxa" w:w="80"/>
+              <w:bottom w:type="dxa" w:w="40"/>
+              <w:right w:type="dxa" w:w="80"/>
+            </w:tcMar>
+          </w:tcPr>
+          <w:p>
+            <w:r>
+              <w:rPr>
+                <w:b w:val="false"/>
+                <w:bCs w:val="false"/>
+                <w:sz w:val="17"/>
+                <w:szCs w:val="17"/>
+                <w:rFonts w:ascii="Arial" w:cs="Arial" w:eastAsia="Arial" w:hAnsi="Arial"/>
+              </w:rPr>
+              <w:t xml:space="preserve">Variable selection for causal models</w:t>
+            </w:r>
+          </w:p>
+        </w:tc>
+        <w:tc>
+          <w:tcPr>
+            <w:tcW w:type="dxa" w:w="2340"/>
+            <w:tcBorders>
+              <w:top w:val="single" w:color="999999" w:sz="1"/>
+              <w:left w:val="single" w:color="999999" w:sz="1"/>
+              <w:bottom w:val="single" w:color="999999" w:sz="1"/>
+              <w:right w:val="single" w:color="999999" w:sz="1"/>
+            </w:tcBorders>
+            <w:tcMar>
+              <w:top w:type="dxa" w:w="40"/>
+              <w:left w:type="dxa" w:w="80"/>
+              <w:bottom w:type="dxa" w:w="40"/>
+              <w:right w:type="dxa" w:w="80"/>
+            </w:tcMar>
+          </w:tcPr>
+          <w:p>
+            <w:r>
+              <w:rPr>
+                <w:b w:val="false"/>
+                <w:bCs w:val="false"/>
+                <w:sz w:val="17"/>
+                <w:szCs w:val="17"/>
+                <w:rFonts w:ascii="Arial" w:cs="Arial" w:eastAsia="Arial" w:hAnsi="Arial"/>
+              </w:rPr>
+              <w:t xml:space="preserve">Partially</w:t>
+            </w:r>
+          </w:p>
+        </w:tc>
+        <w:tc>
+          <w:tcPr>
+            <w:tcW w:type="dxa" w:w="2340"/>
+            <w:tcBorders>
+              <w:top w:val="single" w:color="999999" w:sz="1"/>
+              <w:left w:val="single" w:color="999999" w:sz="1"/>
+              <w:bottom w:val="single" w:color="999999" w:sz="1"/>
+              <w:right w:val="single" w:color="999999" w:sz="1"/>
+            </w:tcBorders>
+            <w:tcMar>
+              <w:top w:type="dxa" w:w="40"/>
+              <w:left w:type="dxa" w:w="80"/>
+              <w:bottom w:type="dxa" w:w="40"/>
+              <w:right w:type="dxa" w:w="80"/>
+            </w:tcMar>
+          </w:tcPr>
+          <w:p>
+            <w:r>
+              <w:rPr>
+                <w:b w:val="false"/>
+                <w:bCs w:val="false"/>
+                <w:sz w:val="17"/>
+                <w:szCs w:val="17"/>
+                <w:rFonts w:ascii="Arial" w:cs="Arial" w:eastAsia="Arial" w:hAnsi="Arial"/>
+              </w:rPr>
               <w:t xml:space="preserve">Instrument selection, control selection</w:t>
             </w:r>
           </w:p>
@@ -1533,7 +2162,20 @@
           <w:szCs w:val="24"/>
           <w:rFonts w:ascii="Arial" w:cs="Arial" w:eastAsia="Arial" w:hAnsi="Arial"/>
         </w:rPr>
-        <w:t xml:space="preserve">Machine learning methods have expanded the health economics toolkit by providing powerful predictive algorithms, flexible approaches to heterogeneous treatment effect estimation, and principled methods for handling high-dimensional confounders in causal analyses. The key methodological insight is that ML and econometrics are complementary — ML excels at flexible function approximation and prediction, while econometric identification strategies provide the causal interpretation that policy evaluation requires. The Julia implementations using MLJ.jl, EvoTrees.jl, and custom DML implementations are covered in Chapter 24.</w:t>
+        <w:t xml:space="preserve">Machine learning methods have expanded the health economics toolkit in three distinct directions: pure prediction (where ML methods often outperform traditional statistical models), heterogeneous treatment effect estimation (where causal forests enable personalized policy evaluation), and nuisance parameter estimation within causal frameworks (where DML combines ML flexibility with valid econometric inference). The key methodological insight is that ML and econometrics are complementary — ML excels at flexible function approximation and pattern recognition, while econometric identification strategies provide the causal interpretation that policy evaluation requires.</w:t>
+      </w:r>
+    </w:p>
+    <w:p>
+      <w:pPr>
+        <w:spacing w:after="120"/>
+      </w:pPr>
+      <w:r>
+        <w:rPr>
+          <w:sz w:val="24"/>
+          <w:szCs w:val="24"/>
+          <w:rFonts w:ascii="Arial" w:cs="Arial" w:eastAsia="Arial" w:hAnsi="Arial"/>
+        </w:rPr>
+        <w:t xml:space="preserve">The responsible use of ML in health economics requires attention to algorithmic fairness, model interpretability, and the distinction between prediction and causation. The Julia implementations using MLJ.jl, EvoTrees.jl, and custom DML implementations are covered in Chapter 24.</w:t>
       </w:r>
     </w:p>
     <w:p>
@@ -1593,7 +2235,7 @@
           <w:szCs w:val="24"/>
           <w:rFonts w:ascii="Arial" w:cs="Arial" w:eastAsia="Arial" w:hAnsi="Arial"/>
         </w:rPr>
-        <w:t xml:space="preserve">2. Breiman, L. (2001). Random forests. </w:t>
+        <w:t xml:space="preserve">2. Athey, S., &amp; Wager, S. (2019). Estimating treatment effects with causal forests: An application. </w:t>
       </w:r>
       <w:r>
         <w:rPr>
@@ -1603,28 +2245,28 @@
           <w:szCs w:val="24"/>
           <w:rFonts w:ascii="Arial" w:cs="Arial" w:eastAsia="Arial" w:hAnsi="Arial"/>
         </w:rPr>
-        <w:t xml:space="preserve">Machine Learning</w:t>
-      </w:r>
-      <w:r>
-        <w:rPr>
-          <w:sz w:val="24"/>
-          <w:szCs w:val="24"/>
-          <w:rFonts w:ascii="Arial" w:cs="Arial" w:eastAsia="Arial" w:hAnsi="Arial"/>
-        </w:rPr>
-        <w:t xml:space="preserve">, 45(1), 5-32.</w:t>
-      </w:r>
-    </w:p>
-    <w:p>
-      <w:pPr>
-        <w:spacing w:after="120"/>
-      </w:pPr>
-      <w:r>
-        <w:rPr>
-          <w:sz w:val="24"/>
-          <w:szCs w:val="24"/>
-          <w:rFonts w:ascii="Arial" w:cs="Arial" w:eastAsia="Arial" w:hAnsi="Arial"/>
-        </w:rPr>
-        <w:t xml:space="preserve">3. Chernozhukov, V., Chetverikov, D., Demirer, M., Duflo, E., Hansen, C., Newey, W., &amp; Robins, J. (2018). Double/debiased machine learning for treatment and structural parameters. </w:t>
+        <w:t xml:space="preserve">Observational Studies</w:t>
+      </w:r>
+      <w:r>
+        <w:rPr>
+          <w:sz w:val="24"/>
+          <w:szCs w:val="24"/>
+          <w:rFonts w:ascii="Arial" w:cs="Arial" w:eastAsia="Arial" w:hAnsi="Arial"/>
+        </w:rPr>
+        <w:t xml:space="preserve">, 5(2), 37-51.</w:t>
+      </w:r>
+    </w:p>
+    <w:p>
+      <w:pPr>
+        <w:spacing w:after="120"/>
+      </w:pPr>
+      <w:r>
+        <w:rPr>
+          <w:sz w:val="24"/>
+          <w:szCs w:val="24"/>
+          <w:rFonts w:ascii="Arial" w:cs="Arial" w:eastAsia="Arial" w:hAnsi="Arial"/>
+        </w:rPr>
+        <w:t xml:space="preserve">3. Breiman, L. (2001). Random forests. </w:t>
       </w:r>
       <w:r>
         <w:rPr>
@@ -1634,28 +2276,28 @@
           <w:szCs w:val="24"/>
           <w:rFonts w:ascii="Arial" w:cs="Arial" w:eastAsia="Arial" w:hAnsi="Arial"/>
         </w:rPr>
-        <w:t xml:space="preserve">Econometrics Journal</w:t>
-      </w:r>
-      <w:r>
-        <w:rPr>
-          <w:sz w:val="24"/>
-          <w:szCs w:val="24"/>
-          <w:rFonts w:ascii="Arial" w:cs="Arial" w:eastAsia="Arial" w:hAnsi="Arial"/>
-        </w:rPr>
-        <w:t xml:space="preserve">, 21(1), C1-C68.</w:t>
-      </w:r>
-    </w:p>
-    <w:p>
-      <w:pPr>
-        <w:spacing w:after="120"/>
-      </w:pPr>
-      <w:r>
-        <w:rPr>
-          <w:sz w:val="24"/>
-          <w:szCs w:val="24"/>
-          <w:rFonts w:ascii="Arial" w:cs="Arial" w:eastAsia="Arial" w:hAnsi="Arial"/>
-        </w:rPr>
-        <w:t xml:space="preserve">4. Mullainathan, S., &amp; Spiess, J. (2017). Machine learning: An applied econometric approach. </w:t>
+        <w:t xml:space="preserve">Machine Learning</w:t>
+      </w:r>
+      <w:r>
+        <w:rPr>
+          <w:sz w:val="24"/>
+          <w:szCs w:val="24"/>
+          <w:rFonts w:ascii="Arial" w:cs="Arial" w:eastAsia="Arial" w:hAnsi="Arial"/>
+        </w:rPr>
+        <w:t xml:space="preserve">, 45(1), 5-32.</w:t>
+      </w:r>
+    </w:p>
+    <w:p>
+      <w:pPr>
+        <w:spacing w:after="120"/>
+      </w:pPr>
+      <w:r>
+        <w:rPr>
+          <w:sz w:val="24"/>
+          <w:szCs w:val="24"/>
+          <w:rFonts w:ascii="Arial" w:cs="Arial" w:eastAsia="Arial" w:hAnsi="Arial"/>
+        </w:rPr>
+        <w:t xml:space="preserve">4. Chernozhukov, V., Chetverikov, D., Demirer, M., Duflo, E., Hansen, C., Newey, W., &amp; Robins, J. (2018). Double/debiased machine learning for treatment and structural parameters. </w:t>
       </w:r>
       <w:r>
         <w:rPr>
@@ -1665,28 +2307,28 @@
           <w:szCs w:val="24"/>
           <w:rFonts w:ascii="Arial" w:cs="Arial" w:eastAsia="Arial" w:hAnsi="Arial"/>
         </w:rPr>
-        <w:t xml:space="preserve">Journal of Economic Perspectives</w:t>
-      </w:r>
-      <w:r>
-        <w:rPr>
-          <w:sz w:val="24"/>
-          <w:szCs w:val="24"/>
-          <w:rFonts w:ascii="Arial" w:cs="Arial" w:eastAsia="Arial" w:hAnsi="Arial"/>
-        </w:rPr>
-        <w:t xml:space="preserve">, 31(2), 87-106.</w:t>
-      </w:r>
-    </w:p>
-    <w:p>
-      <w:pPr>
-        <w:spacing w:after="120"/>
-      </w:pPr>
-      <w:r>
-        <w:rPr>
-          <w:sz w:val="24"/>
-          <w:szCs w:val="24"/>
-          <w:rFonts w:ascii="Arial" w:cs="Arial" w:eastAsia="Arial" w:hAnsi="Arial"/>
-        </w:rPr>
-        <w:t xml:space="preserve">5. Obermeyer, Z., Powers, B., Vogeli, C., &amp; Mullainathan, S. (2019). Dissecting racial bias in an algorithm used to manage the health of populations. </w:t>
+        <w:t xml:space="preserve">Econometrics Journal</w:t>
+      </w:r>
+      <w:r>
+        <w:rPr>
+          <w:sz w:val="24"/>
+          <w:szCs w:val="24"/>
+          <w:rFonts w:ascii="Arial" w:cs="Arial" w:eastAsia="Arial" w:hAnsi="Arial"/>
+        </w:rPr>
+        <w:t xml:space="preserve">, 21(1), C1-C68.</w:t>
+      </w:r>
+    </w:p>
+    <w:p>
+      <w:pPr>
+        <w:spacing w:after="120"/>
+      </w:pPr>
+      <w:r>
+        <w:rPr>
+          <w:sz w:val="24"/>
+          <w:szCs w:val="24"/>
+          <w:rFonts w:ascii="Arial" w:cs="Arial" w:eastAsia="Arial" w:hAnsi="Arial"/>
+        </w:rPr>
+        <w:t xml:space="preserve">5. Mullainathan, S., &amp; Spiess, J. (2017). Machine learning: An applied econometric approach. </w:t>
       </w:r>
       <w:r>
         <w:rPr>
@@ -1696,6 +2338,37 @@
           <w:szCs w:val="24"/>
           <w:rFonts w:ascii="Arial" w:cs="Arial" w:eastAsia="Arial" w:hAnsi="Arial"/>
         </w:rPr>
+        <w:t xml:space="preserve">Journal of Economic Perspectives</w:t>
+      </w:r>
+      <w:r>
+        <w:rPr>
+          <w:sz w:val="24"/>
+          <w:szCs w:val="24"/>
+          <w:rFonts w:ascii="Arial" w:cs="Arial" w:eastAsia="Arial" w:hAnsi="Arial"/>
+        </w:rPr>
+        <w:t xml:space="preserve">, 31(2), 87-106.</w:t>
+      </w:r>
+    </w:p>
+    <w:p>
+      <w:pPr>
+        <w:spacing w:after="120"/>
+      </w:pPr>
+      <w:r>
+        <w:rPr>
+          <w:sz w:val="24"/>
+          <w:szCs w:val="24"/>
+          <w:rFonts w:ascii="Arial" w:cs="Arial" w:eastAsia="Arial" w:hAnsi="Arial"/>
+        </w:rPr>
+        <w:t xml:space="preserve">6. Obermeyer, Z., Powers, B., Vogeli, C., &amp; Mullainathan, S. (2019). Dissecting racial bias in an algorithm used to manage the health of populations. </w:t>
+      </w:r>
+      <w:r>
+        <w:rPr>
+          <w:i/>
+          <w:iCs/>
+          <w:sz w:val="24"/>
+          <w:szCs w:val="24"/>
+          <w:rFonts w:ascii="Arial" w:cs="Arial" w:eastAsia="Arial" w:hAnsi="Arial"/>
+        </w:rPr>
         <w:t xml:space="preserve">Science</w:t>
       </w:r>
       <w:r>
@@ -1705,6 +2378,37 @@
           <w:rFonts w:ascii="Arial" w:cs="Arial" w:eastAsia="Arial" w:hAnsi="Arial"/>
         </w:rPr>
         <w:t xml:space="preserve">, 366(6464), 447-453.</w:t>
+      </w:r>
+    </w:p>
+    <w:p>
+      <w:pPr>
+        <w:spacing w:after="120"/>
+      </w:pPr>
+      <w:r>
+        <w:rPr>
+          <w:sz w:val="24"/>
+          <w:szCs w:val="24"/>
+          <w:rFonts w:ascii="Arial" w:cs="Arial" w:eastAsia="Arial" w:hAnsi="Arial"/>
+        </w:rPr>
+        <w:t xml:space="preserve">7. Tibshirani, R. (1996). Regression shrinkage and selection via the lasso. </w:t>
+      </w:r>
+      <w:r>
+        <w:rPr>
+          <w:i/>
+          <w:iCs/>
+          <w:sz w:val="24"/>
+          <w:szCs w:val="24"/>
+          <w:rFonts w:ascii="Arial" w:cs="Arial" w:eastAsia="Arial" w:hAnsi="Arial"/>
+        </w:rPr>
+        <w:t xml:space="preserve">JRSS-B</w:t>
+      </w:r>
+      <w:r>
+        <w:rPr>
+          <w:sz w:val="24"/>
+          <w:szCs w:val="24"/>
+          <w:rFonts w:ascii="Arial" w:cs="Arial" w:eastAsia="Arial" w:hAnsi="Arial"/>
+        </w:rPr>
+        <w:t xml:space="preserve">, 58(1), 267-288.</w:t>
       </w:r>
     </w:p>
     <w:sectPr>
